--- a/Backend/src/templates/qas/FOR Acta QA IP Data.docx
+++ b/Backend/src/templates/qas/FOR Acta QA IP Data.docx
@@ -61,6 +61,9 @@
         </w:rPr>
         <w:tab/>
       </w:r>
+      <w:r>
+        <w:t xml:space="preserve"> {visita_numero}</w:t>
+      </w:r>
     </w:p>
     <w:p>
       <w:pPr>
@@ -94,6 +97,9 @@
         </w:rPr>
         <w:tab/>
       </w:r>
+      <w:r>
+        <w:t xml:space="preserve"> {fecha_ejecucion}</w:t>
+      </w:r>
     </w:p>
     <w:p>
       <w:pPr>
@@ -135,6 +141,9 @@
         </w:rPr>
         <w:tab/>
       </w:r>
+      <w:r>
+        <w:t xml:space="preserve"> {hora_inicio}</w:t>
+      </w:r>
     </w:p>
     <w:p>
       <w:pPr>
@@ -167,6 +176,9 @@
           <w:lang w:val="es-CO"/>
         </w:rPr>
         <w:tab/>
+      </w:r>
+      <w:r>
+        <w:t xml:space="preserve"> {tiempo_transporte}</w:t>
       </w:r>
     </w:p>
     <w:p>
@@ -203,6 +215,9 @@
         </w:rPr>
         <w:tab/>
       </w:r>
+      <w:r>
+        <w:t xml:space="preserve"> {tiempo_antesala}</w:t>
+      </w:r>
     </w:p>
     <w:p>
       <w:pPr>
@@ -236,6 +251,9 @@
         </w:rPr>
         <w:tab/>
       </w:r>
+      <w:r>
+        <w:t xml:space="preserve"> {tiempo_ejecucion}</w:t>
+      </w:r>
     </w:p>
     <w:p>
       <w:pPr>
@@ -285,6 +303,9 @@
         </w:rPr>
         <w:tab/>
       </w:r>
+      <w:r>
+        <w:t xml:space="preserve"> {tiempo_espera_claro}</w:t>
+      </w:r>
     </w:p>
     <w:p>
       <w:pPr>
@@ -326,6 +347,9 @@
         </w:rPr>
         <w:tab/>
       </w:r>
+      <w:r>
+        <w:t xml:space="preserve"> {hora_salida}</w:t>
+      </w:r>
     </w:p>
     <w:p>
       <w:pPr>
@@ -368,6 +392,9 @@
         </w:rPr>
         <w:tab/>
       </w:r>
+      <w:r>
+        <w:t xml:space="preserve"> {ingeniero_outsourcing}</w:t>
+      </w:r>
     </w:p>
     <w:p>
       <w:pPr>
@@ -409,6 +436,9 @@
         </w:rPr>
         <w:tab/>
       </w:r>
+      <w:r>
+        <w:t xml:space="preserve"> {multimetro}</w:t>
+      </w:r>
     </w:p>
     <w:p>
       <w:pPr>
@@ -442,6 +472,9 @@
         </w:rPr>
         <w:tab/>
       </w:r>
+      <w:r>
+        <w:t xml:space="preserve"> {analizador_ber}</w:t>
+      </w:r>
     </w:p>
     <w:p>
       <w:pPr>
@@ -483,6 +516,9 @@
         </w:rPr>
         <w:tab/>
       </w:r>
+      <w:r>
+        <w:t xml:space="preserve"> {soporte_claro}</w:t>
+      </w:r>
     </w:p>
     <w:p>
       <w:pPr>
@@ -524,6 +560,9 @@
         </w:rPr>
         <w:tab/>
       </w:r>
+      <w:r>
+        <w:t xml:space="preserve"> {firma_acta}</w:t>
+      </w:r>
     </w:p>
     <w:p>
       <w:pPr>
@@ -566,6 +605,9 @@
         </w:rPr>
         <w:tab/>
       </w:r>
+      <w:r>
+        <w:t xml:space="preserve"> {caso_seguimiento}</w:t>
+      </w:r>
     </w:p>
     <w:p>
       <w:pPr>
@@ -590,6 +632,9 @@
           <w:lang w:val="es-CO"/>
         </w:rPr>
         <w:tab/>
+      </w:r>
+      <w:r>
+        <w:t xml:space="preserve"> {problemas_instalacion}</w:t>
       </w:r>
     </w:p>
     <w:p>
@@ -653,6 +698,9 @@
         </w:rPr>
         <w:tab/>
       </w:r>
+      <w:r>
+        <w:t xml:space="preserve"> {fase_neutro}</w:t>
+      </w:r>
     </w:p>
     <w:p>
       <w:pPr>
@@ -697,6 +745,9 @@
         </w:rPr>
         <w:tab/>
       </w:r>
+      <w:r>
+        <w:t xml:space="preserve"> {fase_tierra}</w:t>
+      </w:r>
     </w:p>
     <w:p>
       <w:pPr>
@@ -733,6 +784,9 @@
         </w:rPr>
         <w:tab/>
       </w:r>
+      <w:r>
+        <w:t xml:space="preserve"> {neutro_tierra}</w:t>
+      </w:r>
     </w:p>
     <w:p>
       <w:pPr>
@@ -759,6 +813,9 @@
         </w:rPr>
         <w:t>Lugar de Instalación de Equipos:</w:t>
       </w:r>
+      <w:r>
+        <w:t xml:space="preserve"> {lugar_instalacion}</w:t>
+      </w:r>
     </w:p>
     <w:p>
       <w:pPr>
@@ -793,6 +850,9 @@
           <w:lang w:val="es-CO"/>
         </w:rPr>
         <w:t>Observaciones:</w:t>
+      </w:r>
+      <w:r>
+        <w:t xml:space="preserve"> {observaciones}</w:t>
       </w:r>
     </w:p>
     <w:p>
@@ -1017,6 +1077,9 @@
                 <w:lang w:val="es-CO"/>
               </w:rPr>
             </w:pPr>
+            <w:r>
+              <w:t>{equipo_instalado_1_tipo}</w:t>
+            </w:r>
           </w:p>
         </w:tc>
         <w:tc>
@@ -1033,6 +1096,9 @@
                 <w:lang w:val="es-CO"/>
               </w:rPr>
             </w:pPr>
+            <w:r>
+              <w:t>{equipo_instalado_1_marca}</w:t>
+            </w:r>
           </w:p>
         </w:tc>
         <w:tc>
@@ -1049,6 +1115,9 @@
                 <w:lang w:val="es-CO"/>
               </w:rPr>
             </w:pPr>
+            <w:r>
+              <w:t>{equipo_instalado_1_modelo}</w:t>
+            </w:r>
           </w:p>
         </w:tc>
         <w:tc>
@@ -1065,6 +1134,9 @@
                 <w:lang w:val="es-CO"/>
               </w:rPr>
             </w:pPr>
+            <w:r>
+              <w:t>{equipo_instalado_1_serial}</w:t>
+            </w:r>
           </w:p>
         </w:tc>
         <w:tc>
@@ -1081,6 +1153,9 @@
                 <w:lang w:val="es-CO"/>
               </w:rPr>
             </w:pPr>
+            <w:r>
+              <w:t>{equipo_instalado_1_placa}</w:t>
+            </w:r>
           </w:p>
         </w:tc>
       </w:tr>
@@ -1099,6 +1174,9 @@
                 <w:lang w:val="es-CO"/>
               </w:rPr>
             </w:pPr>
+            <w:r>
+              <w:t>{equipo_instalado_2_tipo}</w:t>
+            </w:r>
           </w:p>
         </w:tc>
         <w:tc>
@@ -1115,6 +1193,9 @@
                 <w:lang w:val="es-CO"/>
               </w:rPr>
             </w:pPr>
+            <w:r>
+              <w:t>{equipo_instalado_2_marca}</w:t>
+            </w:r>
           </w:p>
         </w:tc>
         <w:tc>
@@ -1131,6 +1212,9 @@
                 <w:lang w:val="es-CO"/>
               </w:rPr>
             </w:pPr>
+            <w:r>
+              <w:t>{equipo_instalado_2_modelo}</w:t>
+            </w:r>
           </w:p>
         </w:tc>
         <w:tc>
@@ -1147,6 +1231,9 @@
                 <w:lang w:val="es-CO"/>
               </w:rPr>
             </w:pPr>
+            <w:r>
+              <w:t>{equipo_instalado_2_serial}</w:t>
+            </w:r>
           </w:p>
         </w:tc>
         <w:tc>
@@ -1163,6 +1250,9 @@
                 <w:lang w:val="es-CO"/>
               </w:rPr>
             </w:pPr>
+            <w:r>
+              <w:t>{equipo_instalado_2_placa}</w:t>
+            </w:r>
           </w:p>
         </w:tc>
       </w:tr>
@@ -1181,6 +1271,9 @@
                 <w:lang w:val="es-CO"/>
               </w:rPr>
             </w:pPr>
+            <w:r>
+              <w:t>{equipo_instalado_3_tipo}</w:t>
+            </w:r>
           </w:p>
         </w:tc>
         <w:tc>
@@ -1197,6 +1290,9 @@
                 <w:lang w:val="es-CO"/>
               </w:rPr>
             </w:pPr>
+            <w:r>
+              <w:t>{equipo_instalado_3_marca}</w:t>
+            </w:r>
           </w:p>
         </w:tc>
         <w:tc>
@@ -1213,6 +1309,9 @@
                 <w:lang w:val="es-CO"/>
               </w:rPr>
             </w:pPr>
+            <w:r>
+              <w:t>{equipo_instalado_3_modelo}</w:t>
+            </w:r>
           </w:p>
         </w:tc>
         <w:tc>
@@ -1229,6 +1328,9 @@
                 <w:lang w:val="es-CO"/>
               </w:rPr>
             </w:pPr>
+            <w:r>
+              <w:t>{equipo_instalado_3_serial}</w:t>
+            </w:r>
           </w:p>
         </w:tc>
         <w:tc>
@@ -1245,6 +1347,9 @@
                 <w:lang w:val="es-CO"/>
               </w:rPr>
             </w:pPr>
+            <w:r>
+              <w:t>{equipo_instalado_3_placa}</w:t>
+            </w:r>
           </w:p>
         </w:tc>
       </w:tr>
@@ -1263,6 +1368,9 @@
                 <w:lang w:val="es-CO"/>
               </w:rPr>
             </w:pPr>
+            <w:r>
+              <w:t>{equipo_instalado_4_tipo}</w:t>
+            </w:r>
           </w:p>
         </w:tc>
         <w:tc>
@@ -1279,6 +1387,9 @@
                 <w:lang w:val="es-CO"/>
               </w:rPr>
             </w:pPr>
+            <w:r>
+              <w:t>{equipo_instalado_4_marca}</w:t>
+            </w:r>
           </w:p>
         </w:tc>
         <w:tc>
@@ -1295,6 +1406,9 @@
                 <w:lang w:val="es-CO"/>
               </w:rPr>
             </w:pPr>
+            <w:r>
+              <w:t>{equipo_instalado_4_modelo}</w:t>
+            </w:r>
           </w:p>
         </w:tc>
         <w:tc>
@@ -1311,6 +1425,9 @@
                 <w:lang w:val="es-CO"/>
               </w:rPr>
             </w:pPr>
+            <w:r>
+              <w:t>{equipo_instalado_4_serial}</w:t>
+            </w:r>
           </w:p>
         </w:tc>
         <w:tc>
@@ -1327,6 +1444,9 @@
                 <w:lang w:val="es-CO"/>
               </w:rPr>
             </w:pPr>
+            <w:r>
+              <w:t>{equipo_instalado_4_placa}</w:t>
+            </w:r>
           </w:p>
         </w:tc>
       </w:tr>
@@ -1554,6 +1674,9 @@
                 <w:lang w:val="es-CO"/>
               </w:rPr>
             </w:pPr>
+            <w:r>
+              <w:t>{equipo_desinstalado_1_tipo}</w:t>
+            </w:r>
           </w:p>
         </w:tc>
         <w:tc>
@@ -1570,6 +1693,9 @@
                 <w:lang w:val="es-CO"/>
               </w:rPr>
             </w:pPr>
+            <w:r>
+              <w:t>{equipo_desinstalado_1_marca}</w:t>
+            </w:r>
           </w:p>
         </w:tc>
         <w:tc>
@@ -1586,6 +1712,9 @@
                 <w:lang w:val="es-CO"/>
               </w:rPr>
             </w:pPr>
+            <w:r>
+              <w:t>{equipo_desinstalado_1_modelo}</w:t>
+            </w:r>
           </w:p>
         </w:tc>
         <w:tc>
@@ -1602,6 +1731,9 @@
                 <w:lang w:val="es-CO"/>
               </w:rPr>
             </w:pPr>
+            <w:r>
+              <w:t>{equipo_desinstalado_1_serial}</w:t>
+            </w:r>
           </w:p>
         </w:tc>
         <w:tc>
@@ -1618,6 +1750,9 @@
                 <w:lang w:val="es-CO"/>
               </w:rPr>
             </w:pPr>
+            <w:r>
+              <w:t>{equipo_desinstalado_1_placa}</w:t>
+            </w:r>
           </w:p>
         </w:tc>
       </w:tr>
@@ -1636,6 +1771,9 @@
                 <w:lang w:val="es-CO"/>
               </w:rPr>
             </w:pPr>
+            <w:r>
+              <w:t>{equipo_desinstalado_2_tipo}</w:t>
+            </w:r>
           </w:p>
         </w:tc>
         <w:tc>
@@ -1652,6 +1790,9 @@
                 <w:lang w:val="es-CO"/>
               </w:rPr>
             </w:pPr>
+            <w:r>
+              <w:t>{equipo_desinstalado_2_marca}</w:t>
+            </w:r>
           </w:p>
         </w:tc>
         <w:tc>
@@ -1668,6 +1809,9 @@
                 <w:lang w:val="es-CO"/>
               </w:rPr>
             </w:pPr>
+            <w:r>
+              <w:t>{equipo_desinstalado_2_modelo}</w:t>
+            </w:r>
           </w:p>
         </w:tc>
         <w:tc>
@@ -1684,6 +1828,9 @@
                 <w:lang w:val="es-CO"/>
               </w:rPr>
             </w:pPr>
+            <w:r>
+              <w:t>{equipo_desinstalado_2_serial}</w:t>
+            </w:r>
           </w:p>
         </w:tc>
         <w:tc>
@@ -1700,6 +1847,9 @@
                 <w:lang w:val="es-CO"/>
               </w:rPr>
             </w:pPr>
+            <w:r>
+              <w:t>{equipo_desinstalado_2_placa}</w:t>
+            </w:r>
           </w:p>
         </w:tc>
       </w:tr>
@@ -1718,6 +1868,9 @@
                 <w:lang w:val="es-CO"/>
               </w:rPr>
             </w:pPr>
+            <w:r>
+              <w:t>{equipo_desinstalado_3_tipo}</w:t>
+            </w:r>
           </w:p>
         </w:tc>
         <w:tc>
@@ -1734,6 +1887,9 @@
                 <w:lang w:val="es-CO"/>
               </w:rPr>
             </w:pPr>
+            <w:r>
+              <w:t>{equipo_desinstalado_3_marca}</w:t>
+            </w:r>
           </w:p>
         </w:tc>
         <w:tc>
@@ -1750,6 +1906,9 @@
                 <w:lang w:val="es-CO"/>
               </w:rPr>
             </w:pPr>
+            <w:r>
+              <w:t>{equipo_desinstalado_3_modelo}</w:t>
+            </w:r>
           </w:p>
         </w:tc>
         <w:tc>
@@ -1766,6 +1925,9 @@
                 <w:lang w:val="es-CO"/>
               </w:rPr>
             </w:pPr>
+            <w:r>
+              <w:t>{equipo_desinstalado_3_serial}</w:t>
+            </w:r>
           </w:p>
         </w:tc>
         <w:tc>
@@ -1782,6 +1944,9 @@
                 <w:lang w:val="es-CO"/>
               </w:rPr>
             </w:pPr>
+            <w:r>
+              <w:t>{equipo_desinstalado_3_placa}</w:t>
+            </w:r>
           </w:p>
         </w:tc>
       </w:tr>
@@ -1800,6 +1965,9 @@
                 <w:lang w:val="es-CO"/>
               </w:rPr>
             </w:pPr>
+            <w:r>
+              <w:t>{equipo_desinstalado_4_tipo}</w:t>
+            </w:r>
           </w:p>
         </w:tc>
         <w:tc>
@@ -1816,6 +1984,9 @@
                 <w:lang w:val="es-CO"/>
               </w:rPr>
             </w:pPr>
+            <w:r>
+              <w:t>{equipo_desinstalado_4_marca}</w:t>
+            </w:r>
           </w:p>
         </w:tc>
         <w:tc>
@@ -1832,6 +2003,9 @@
                 <w:lang w:val="es-CO"/>
               </w:rPr>
             </w:pPr>
+            <w:r>
+              <w:t>{equipo_desinstalado_4_modelo}</w:t>
+            </w:r>
           </w:p>
         </w:tc>
         <w:tc>
@@ -1848,6 +2022,9 @@
                 <w:lang w:val="es-CO"/>
               </w:rPr>
             </w:pPr>
+            <w:r>
+              <w:t>{equipo_desinstalado_4_serial}</w:t>
+            </w:r>
           </w:p>
         </w:tc>
         <w:tc>
@@ -1864,6 +2041,9 @@
                 <w:lang w:val="es-CO"/>
               </w:rPr>
             </w:pPr>
+            <w:r>
+              <w:t>{equipo_desinstalado_4_placa}</w:t>
+            </w:r>
           </w:p>
         </w:tc>
       </w:tr>
@@ -2004,6 +2184,9 @@
           </wp:inline>
         </w:drawing>
       </w:r>
+      <w:r>
+        <w:t>{foto_antes_instalacion}</w:t>
+      </w:r>
     </w:p>
     <w:p>
       <w:pPr>
@@ -2130,6 +2313,9 @@
           </wp:inline>
         </w:drawing>
       </w:r>
+      <w:r>
+        <w:t>{foto_despues_instalacion}</w:t>
+      </w:r>
     </w:p>
     <w:p>
       <w:pPr>
@@ -2275,6 +2461,9 @@
           </wp:inline>
         </w:drawing>
       </w:r>
+      <w:r>
+        <w:t>{foto_marquillas}</w:t>
+      </w:r>
     </w:p>
     <w:p>
       <w:pPr>
@@ -2393,6 +2582,9 @@
           </wp:inline>
         </w:drawing>
       </w:r>
+      <w:r>
+        <w:t>{foto_tomas_electricas}</w:t>
+      </w:r>
     </w:p>
     <w:p>
       <w:pPr>
@@ -2508,6 +2700,9 @@
           </wp:inline>
         </w:drawing>
       </w:r>
+      <w:r>
+        <w:t>{foto_voltaje}</w:t>
+      </w:r>
     </w:p>
     <w:p>
       <w:pPr>
@@ -2626,6 +2821,9 @@
           <w:lang w:val="es-CO"/>
         </w:rPr>
       </w:pPr>
+      <w:r>
+        <w:t>{firmware_version_equipos}</w:t>
+      </w:r>
     </w:p>
     <w:p>
       <w:pPr>
@@ -2695,6 +2893,9 @@
           <w:lang w:val="es-CO"/>
         </w:rPr>
       </w:pPr>
+      <w:r>
+        <w:t>{ping_oficina_principal}</w:t>
+      </w:r>
     </w:p>
     <w:p>
       <w:pPr>
@@ -2737,6 +2938,9 @@
           <w:lang w:val="es-CO"/>
         </w:rPr>
       </w:pPr>
+      <w:r>
+        <w:t>{trace_oficina_principal}</w:t>
+      </w:r>
     </w:p>
     <w:p>
       <w:pPr>
@@ -2806,6 +3010,9 @@
           <w:lang w:val="es-CO"/>
         </w:rPr>
       </w:pPr>
+      <w:r>
+        <w:t>{ping_punto_remoto_extranet}</w:t>
+      </w:r>
     </w:p>
     <w:p>
       <w:pPr>
@@ -2848,6 +3055,9 @@
           <w:lang w:val="es-CO"/>
         </w:rPr>
       </w:pPr>
+      <w:r>
+        <w:t>{trace_punto_remoto_extranet}</w:t>
+      </w:r>
     </w:p>
     <w:p>
       <w:pPr>
@@ -2896,6 +3106,9 @@
           <w:lang w:val="es-CO"/>
         </w:rPr>
       </w:pPr>
+      <w:r>
+        <w:t>{funcionamiento_encripcion}</w:t>
+      </w:r>
     </w:p>
     <w:p>
       <w:pPr>
@@ -2952,6 +3165,9 @@
         </w:rPr>
         <w:t>:</w:t>
       </w:r>
+      <w:r>
+        <w:t xml:space="preserve"> {observaciones_pruebas}</w:t>
+      </w:r>
     </w:p>
     <w:p>
       <w:pPr>
@@ -2963,6 +3179,9 @@
           <w:lang w:val="es-CO"/>
         </w:rPr>
       </w:pPr>
+      <w:r>
+        <w:t>{observaciones_pruebas}</w:t>
+      </w:r>
     </w:p>
     <w:p>
       <w:pPr>
@@ -3165,6 +3384,9 @@
                 <w:lang w:val="en-US"/>
               </w:rPr>
             </w:pPr>
+            <w:r>
+              <w:t>{equipos_cliente_conectados_claro_x_si}</w:t>
+            </w:r>
           </w:p>
         </w:tc>
         <w:tc>
@@ -3232,6 +3454,9 @@
                 <w:lang w:val="en-US"/>
               </w:rPr>
             </w:pPr>
+            <w:r>
+              <w:t>{equipos_cliente_conectados_claro_x_no}</w:t>
+            </w:r>
           </w:p>
         </w:tc>
       </w:tr>
@@ -3366,6 +3591,9 @@
                 <w:lang w:val="en-US"/>
               </w:rPr>
             </w:pPr>
+            <w:r>
+              <w:t>{equipos_cliente_disponibles_configurados_x_si}</w:t>
+            </w:r>
           </w:p>
         </w:tc>
         <w:tc>
@@ -3433,6 +3661,9 @@
                 <w:lang w:val="en-US"/>
               </w:rPr>
             </w:pPr>
+            <w:r>
+              <w:t>{equipos_cliente_disponibles_configurados_x_no}</w:t>
+            </w:r>
           </w:p>
         </w:tc>
       </w:tr>
@@ -3502,6 +3733,9 @@
           <w:lang w:val="es-CO"/>
         </w:rPr>
       </w:pPr>
+      <w:r>
+        <w:t>{configuracion_cpe}</w:t>
+      </w:r>
     </w:p>
     <w:p>
       <w:pPr>
@@ -3673,6 +3907,9 @@
             </a:graphic>
           </wp:inline>
         </w:drawing>
+      </w:r>
+      <w:r>
+        <w:t>{foto_acta_entrega_servicio}</w:t>
       </w:r>
     </w:p>
     <w:sectPr>
